--- a/submission/title_page.docx
+++ b/submission/title_page.docx
@@ -2,7 +2,7 @@
 <file path=word/document.xml><?xml version="1.0" encoding="utf-8"?>
 <w:document xmlns:w="http://schemas.openxmlformats.org/wordprocessingml/2006/main" xmlns:m="http://schemas.openxmlformats.org/officeDocument/2006/math" xmlns:r="http://schemas.openxmlformats.org/officeDocument/2006/relationships" xmlns:o="urn:schemas-microsoft-com:office:office" xmlns:v="urn:schemas-microsoft-com:vml" xmlns:w10="urn:schemas-microsoft-com:office:word" xmlns:a="http://schemas.openxmlformats.org/drawingml/2006/main" xmlns:pic="http://schemas.openxmlformats.org/drawingml/2006/picture" xmlns:wp="http://schemas.openxmlformats.org/drawingml/2006/wordprocessingDrawing">
   <w:body>
-    <w:bookmarkStart w:id="25" w:name="X9672e987b7b89f1b9846f5fc9496b777bef1343"/>
+    <w:bookmarkStart w:id="26" w:name="X9672e987b7b89f1b9846f5fc9496b777bef1343"/>
     <w:p>
       <w:pPr>
         <w:pStyle w:val="Heading1"/>
@@ -16,14 +16,7 @@
         <w:pStyle w:val="FirstParagraph"/>
       </w:pPr>
       <w:r>
-        <w:rPr>
-          <w:bCs/>
-          <w:b/>
-        </w:rPr>
-        <w:t xml:space="preserve">Authors</w:t>
-      </w:r>
-      <w:r>
-        <w:t xml:space="preserve">: [Given name Family name]</w:t>
+        <w:t xml:space="preserve">Nguyen Thanh Binh</w:t>
       </w:r>
       <w:r>
         <w:rPr>
@@ -32,7 +25,25 @@
         <w:t xml:space="preserve">a</w:t>
       </w:r>
       <w:r>
-        <w:t xml:space="preserve">, [Given name Family name]</w:t>
+        <w:t xml:space="preserve">, Nguyen Van Trung</w:t>
+      </w:r>
+      <w:r>
+        <w:rPr>
+          <w:vertAlign w:val="superscript"/>
+        </w:rPr>
+        <w:t xml:space="preserve">a,*</w:t>
+      </w:r>
+      <w:r>
+        <w:t xml:space="preserve">, Nguyen Bach Diep</w:t>
+      </w:r>
+      <w:r>
+        <w:rPr>
+          <w:vertAlign w:val="superscript"/>
+        </w:rPr>
+        <w:t xml:space="preserve">a</w:t>
+      </w:r>
+      <w:r>
+        <w:t xml:space="preserve">, Ha Hong Hanh</w:t>
       </w:r>
       <w:r>
         <w:rPr>
@@ -55,7 +66,7 @@
         <w:t xml:space="preserve"> </w:t>
       </w:r>
       <w:r>
-        <w:t xml:space="preserve">[Department, Institution, full postal address, Country]</w:t>
+        <w:t xml:space="preserve">Academy of Policy and Development, Nam An Khanh Urban Area, Hoai Duc District, Hanoi, Vietnam</w:t>
       </w:r>
     </w:p>
     <w:p>
@@ -72,7 +83,7 @@
         <w:t xml:space="preserve"> </w:t>
       </w:r>
       <w:r>
-        <w:t xml:space="preserve">[Department, Institution, full postal address, Country]</w:t>
+        <w:t xml:space="preserve">School of Accounting and Auditing, National Economics University, Hanoi, Vietnam</w:t>
       </w:r>
     </w:p>
     <w:p>
@@ -80,22 +91,57 @@
         <w:pStyle w:val="BodyText"/>
       </w:pPr>
       <w:r>
-        <w:rPr>
-          <w:bCs/>
-          <w:b/>
-        </w:rPr>
-        <w:t xml:space="preserve">Corresponding author</w:t>
-      </w:r>
-      <w:r>
-        <w:t xml:space="preserve">: [Name], [full postal address], [email address]</w:t>
-      </w:r>
-    </w:p>
-    <w:bookmarkStart w:id="20" w:name="acknowledgements"/>
+        <w:t xml:space="preserve">* Corresponding author: Nguyen Van Trung, Academy of Policy and Development, Nam An Khanh Urban Area, Hoai Duc District, Hanoi, Vietnam. Email: 15233582@st.neu.edu.vn. Tel: +84 355 347 831.</w:t>
+      </w:r>
+    </w:p>
+    <w:bookmarkStart w:id="20" w:name="author-details"/>
     <w:p>
       <w:pPr>
         <w:pStyle w:val="Heading2"/>
       </w:pPr>
       <w:r>
+        <w:t xml:space="preserve">Author details</w:t>
+      </w:r>
+    </w:p>
+    <w:p>
+      <w:pPr>
+        <w:pStyle w:val="FirstParagraph"/>
+      </w:pPr>
+      <w:r>
+        <w:t xml:space="preserve">Nguyen Thanh Binh: nguyenthanhbinhapd@apd.edu.vn; ORCID 0009-0007-0042-2835</w:t>
+      </w:r>
+    </w:p>
+    <w:p>
+      <w:pPr>
+        <w:pStyle w:val="BodyText"/>
+      </w:pPr>
+      <w:r>
+        <w:t xml:space="preserve">Nguyen Van Trung: 15233582@st.neu.edu.vn; ORCID 0009-0008-3307-6569</w:t>
+      </w:r>
+    </w:p>
+    <w:p>
+      <w:pPr>
+        <w:pStyle w:val="BodyText"/>
+      </w:pPr>
+      <w:r>
+        <w:t xml:space="preserve">Nguyen Bach Diep: diepnb@apd.edu.vn; ORCID 0009-0003-0967-7528</w:t>
+      </w:r>
+    </w:p>
+    <w:p>
+      <w:pPr>
+        <w:pStyle w:val="BodyText"/>
+      </w:pPr>
+      <w:r>
+        <w:t xml:space="preserve">Ha Hong Hanh: hanhhh@neu.edu.vn; ORCID 0000-0003-3581-6571</w:t>
+      </w:r>
+    </w:p>
+    <w:bookmarkEnd w:id="20"/>
+    <w:bookmarkStart w:id="21" w:name="acknowledgements"/>
+    <w:p>
+      <w:pPr>
+        <w:pStyle w:val="Heading2"/>
+      </w:pPr>
+      <w:r>
         <w:t xml:space="preserve">Acknowledgements</w:t>
       </w:r>
     </w:p>
@@ -104,29 +150,11 @@
         <w:pStyle w:val="FirstParagraph"/>
       </w:pPr>
       <w:r>
-        <w:t xml:space="preserve">[Acknowledge anyone who helped with the research, language editing or proofreading; write</w:t>
-      </w:r>
-      <w:r>
-        <w:t xml:space="preserve"> </w:t>
-      </w:r>
-      <w:r>
-        <w:t xml:space="preserve">“</w:t>
-      </w:r>
-      <w:r>
-        <w:t xml:space="preserve">None</w:t>
-      </w:r>
-      <w:r>
-        <w:t xml:space="preserve">”</w:t>
-      </w:r>
-      <w:r>
-        <w:t xml:space="preserve"> </w:t>
-      </w:r>
-      <w:r>
-        <w:t xml:space="preserve">if not applicable.]</w:t>
-      </w:r>
-    </w:p>
-    <w:bookmarkEnd w:id="20"/>
-    <w:bookmarkStart w:id="21" w:name="declaration-of-competing-interest"/>
+        <w:t xml:space="preserve">None.</w:t>
+      </w:r>
+    </w:p>
+    <w:bookmarkEnd w:id="21"/>
+    <w:bookmarkStart w:id="22" w:name="declaration-of-competing-interest"/>
     <w:p>
       <w:pPr>
         <w:pStyle w:val="Heading2"/>
@@ -140,11 +168,11 @@
         <w:pStyle w:val="FirstParagraph"/>
       </w:pPr>
       <w:r>
-        <w:t xml:space="preserve">The authors declare that they have no known competing financial interests or personal relationships that could have appeared to influence the work reported in this paper. [Confirm, and upload the Word file generated by Elsevier’s declarations tool.]</w:t>
-      </w:r>
-    </w:p>
-    <w:bookmarkEnd w:id="21"/>
-    <w:bookmarkStart w:id="22" w:name="funding"/>
+        <w:t xml:space="preserve">The authors declare that they have no known competing financial interests or personal relationships that could have appeared to influence the work reported in this paper.</w:t>
+      </w:r>
+    </w:p>
+    <w:bookmarkEnd w:id="22"/>
+    <w:bookmarkStart w:id="23" w:name="funding"/>
     <w:p>
       <w:pPr>
         <w:pStyle w:val="Heading2"/>
@@ -161,8 +189,8 @@
         <w:t xml:space="preserve">This research did not receive any specific grant from funding agencies in the public, commercial, or not-for-profit sectors.</w:t>
       </w:r>
     </w:p>
-    <w:bookmarkEnd w:id="22"/>
-    <w:bookmarkStart w:id="23" w:name="credit-authorship-contribution-statement"/>
+    <w:bookmarkEnd w:id="23"/>
+    <w:bookmarkStart w:id="24" w:name="credit-authorship-contribution-statement"/>
     <w:p>
       <w:pPr>
         <w:pStyle w:val="Heading2"/>
@@ -176,11 +204,11 @@
         <w:pStyle w:val="FirstParagraph"/>
       </w:pPr>
       <w:r>
-        <w:t xml:space="preserve">[Author 1]: Conceptualization, Methodology, Data curation, Formal analysis, Software, Writing – original draft. [Author 2]: Validation, Writing – review &amp; editing, Supervision. [Assign the 14 CRediT roles truthfully; every role must match what each author did.]</w:t>
-      </w:r>
-    </w:p>
-    <w:bookmarkEnd w:id="23"/>
-    <w:bookmarkStart w:id="24" w:name="data-availability"/>
+        <w:t xml:space="preserve">Nguyen Thanh Binh: Conceptualization, Supervision, Validation, Writing – review &amp; editing. Nguyen Van Trung: Conceptualization, Data curation, Formal analysis, Investigation, Methodology, Software, Visualization, Writing – original draft, Writing – review &amp; editing. Nguyen Bach Diep: Methodology, Formal analysis, Writing – original draft. Ha Hong Hanh: Validation, Writing – review &amp; editing.</w:t>
+      </w:r>
+    </w:p>
+    <w:bookmarkEnd w:id="24"/>
+    <w:bookmarkStart w:id="25" w:name="data-availability"/>
     <w:p>
       <w:pPr>
         <w:pStyle w:val="Heading2"/>
@@ -194,11 +222,11 @@
         <w:pStyle w:val="FirstParagraph"/>
       </w:pPr>
       <w:r>
-        <w:t xml:space="preserve">Daily price and volume data are public and were retrieved through the vnstock library (VCI source). The downloaded daily files, the R code that reproduces every table and figure, and the reproduction log are available at [repository URL or DOI; deposit before submission if possible, e.g. Mendeley Data or Zenodo] and are cited in the manuscript as a dataset reference on acceptance.</w:t>
-      </w:r>
-    </w:p>
-    <w:bookmarkEnd w:id="24"/>
+        <w:t xml:space="preserve">Daily price and volume data are public and were retrieved through the vnstock library (VCI source). The downloaded daily files, the R code that reproduces every table and figure, and the reproduction log are provided as supplementary material (Supplementary_Replication_Package.zip) and will be deposited in a public repository on acceptance.</w:t>
+      </w:r>
+    </w:p>
     <w:bookmarkEnd w:id="25"/>
+    <w:bookmarkEnd w:id="26"/>
     <w:sectPr>
       <w:headerReference r:id="rId9" w:type="default"/>
       <w:pgMar w:bottom="1440" w:left="1440" w:right="1440" w:top="1440"/>
